--- a/4.质量管理/2.运行记录类文件/040202- 内部审核检查表.docx
+++ b/4.质量管理/2.运行记录类文件/040202- 内部审核检查表.docx
@@ -4340,8 +4340,6 @@
                 <w:lang w:val="en-US" w:eastAsia="zh-CN"/>
               </w:rPr>
             </w:pPr>
-            <w:bookmarkStart w:id="0" w:name="_GoBack"/>
-            <w:bookmarkEnd w:id="0"/>
             <w:r>
               <w:rPr>
                 <w:rFonts w:hint="eastAsia"/>
@@ -20750,10 +20748,25 @@
               <w:rPr>
                 <w:rFonts w:hint="eastAsia"/>
                 <w:spacing w:val="8"/>
-                <w:lang w:val="en-US" w:eastAsia="zh-CN"/>
-              </w:rPr>
-              <w:t>采购部经理-秦立祥</w:t>
-            </w:r>
+              </w:rPr>
+              <w:t>运维部经理</w:t>
+            </w:r>
+            <w:r>
+              <w:rPr>
+                <w:rFonts w:hint="eastAsia"/>
+                <w:spacing w:val="8"/>
+              </w:rPr>
+              <w:tab/>
+            </w:r>
+            <w:r>
+              <w:rPr>
+                <w:rFonts w:hint="eastAsia"/>
+                <w:spacing w:val="8"/>
+              </w:rPr>
+              <w:t>肖龙莽</w:t>
+            </w:r>
+            <w:bookmarkStart w:id="0" w:name="_GoBack"/>
+            <w:bookmarkEnd w:id="0"/>
           </w:p>
         </w:tc>
         <w:tc>

--- a/4.质量管理/2.运行记录类文件/040202- 内部审核检查表.docx
+++ b/4.质量管理/2.运行记录类文件/040202- 内部审核检查表.docx
@@ -1411,12 +1411,6 @@
             <w:insideH w:val="single" w:color="000000" w:sz="8" w:space="0"/>
             <w:insideV w:val="single" w:color="000000" w:sz="8" w:space="0"/>
           </w:tblBorders>
-          <w:tblCellMar>
-            <w:top w:w="0" w:type="dxa"/>
-            <w:left w:w="0" w:type="dxa"/>
-            <w:bottom w:w="0" w:type="dxa"/>
-            <w:right w:w="0" w:type="dxa"/>
-          </w:tblCellMar>
         </w:tblPrEx>
         <w:trPr>
           <w:trHeight w:val="515" w:hRule="atLeast"/>
@@ -7361,14 +7355,40 @@
               <w:ind w:left="0" w:right="0" w:firstLine="0"/>
               <w:textAlignment w:val="baseline"/>
               <w:rPr>
-                <w:spacing w:val="7"/>
-              </w:rPr>
-            </w:pPr>
-            <w:r>
-              <w:rPr>
-                <w:spacing w:val="7"/>
-              </w:rPr>
-              <w:t>2025年上半年运维服务质量管理报告</w:t>
+                <w:rFonts w:hint="eastAsia" w:eastAsia="宋体"/>
+                <w:spacing w:val="7"/>
+                <w:lang w:eastAsia="zh-CN"/>
+              </w:rPr>
+            </w:pPr>
+            <w:r>
+              <w:rPr>
+                <w:spacing w:val="7"/>
+              </w:rPr>
+              <w:t>运维服务质量管理报告</w:t>
+            </w:r>
+            <w:r>
+              <w:rPr>
+                <w:rFonts w:hint="eastAsia"/>
+                <w:spacing w:val="7"/>
+                <w:lang w:eastAsia="zh-CN"/>
+              </w:rPr>
+              <w:t>（</w:t>
+            </w:r>
+            <w:r>
+              <w:rPr>
+                <w:rFonts w:hint="eastAsia"/>
+                <w:spacing w:val="7"/>
+                <w:lang w:val="en-US" w:eastAsia="zh-CN"/>
+              </w:rPr>
+              <w:t>截止2025年12月</w:t>
+            </w:r>
+            <w:r>
+              <w:rPr>
+                <w:rFonts w:hint="eastAsia"/>
+                <w:spacing w:val="7"/>
+                <w:lang w:eastAsia="zh-CN"/>
+              </w:rPr>
+              <w:t>）</w:t>
             </w:r>
           </w:p>
           <w:p>
@@ -7432,7 +7452,7 @@
               <w:rPr>
                 <w:spacing w:val="6"/>
               </w:rPr>
-              <w:t>2025年内部审核计划</w:t>
+              <w:t>内部审核计划</w:t>
             </w:r>
           </w:p>
           <w:p>
@@ -7482,14 +7502,6 @@
               <w:ind w:left="0" w:right="0" w:firstLine="0"/>
               <w:textAlignment w:val="baseline"/>
             </w:pPr>
-            <w:r>
-              <w:rPr>
-                <w:rFonts w:hint="eastAsia"/>
-                <w:spacing w:val="3"/>
-                <w:lang w:val="en-US" w:eastAsia="zh-CN"/>
-              </w:rPr>
-              <w:t>2025年</w:t>
-            </w:r>
             <w:r>
               <w:rPr>
                 <w:spacing w:val="3"/>
@@ -8413,6 +8425,10 @@
               <w:spacing w:before="11" w:line="241" w:lineRule="auto"/>
               <w:ind w:left="41" w:right="55"/>
               <w:jc w:val="both"/>
+              <w:rPr>
+                <w:rFonts w:hint="eastAsia" w:eastAsia="宋体"/>
+                <w:lang w:eastAsia="zh-CN"/>
+              </w:rPr>
             </w:pPr>
             <w:r>
               <w:rPr>
@@ -8420,6 +8436,30 @@
                 <w:spacing w:val="7"/>
               </w:rPr>
               <w:t>客户满意度调查结果分析报告</w:t>
+            </w:r>
+            <w:r>
+              <w:rPr>
+                <w:rFonts w:hint="eastAsia"/>
+                <w:spacing w:val="7"/>
+                <w:lang w:eastAsia="zh-CN"/>
+              </w:rPr>
+              <w:t>（</w:t>
+            </w:r>
+            <w:r>
+              <w:rPr>
+                <w:rFonts w:hint="eastAsia"/>
+                <w:spacing w:val="7"/>
+                <w:lang w:val="en-US" w:eastAsia="zh-CN"/>
+              </w:rPr>
+              <w:t>截止2025年12月</w:t>
+            </w:r>
+            <w:r>
+              <w:rPr>
+                <w:rFonts w:hint="eastAsia"/>
+                <w:spacing w:val="7"/>
+                <w:lang w:eastAsia="zh-CN"/>
+              </w:rPr>
+              <w:t>）</w:t>
             </w:r>
           </w:p>
         </w:tc>
@@ -14171,34 +14211,73 @@
                 <w:sz w:val="19"/>
                 <w:szCs w:val="19"/>
               </w:rPr>
-              <w:t>应急保障制度</w:t>
-            </w:r>
-          </w:p>
-          <w:p>
-            <w:pPr>
+              <w:t>应急</w:t>
+            </w:r>
+            <w:r>
               <w:rPr>
                 <w:rFonts w:hint="eastAsia" w:ascii="宋体" w:hAnsi="宋体" w:eastAsia="宋体" w:cs="宋体"/>
                 <w:sz w:val="19"/>
                 <w:szCs w:val="19"/>
                 <w:lang w:val="en-US" w:eastAsia="zh-CN"/>
               </w:rPr>
-            </w:pPr>
-            <w:r>
+              <w:t>管理</w:t>
+            </w:r>
+            <w:r>
+              <w:rPr>
+                <w:rFonts w:hint="eastAsia" w:ascii="宋体" w:hAnsi="宋体" w:eastAsia="宋体" w:cs="宋体"/>
+                <w:sz w:val="19"/>
+                <w:szCs w:val="19"/>
+              </w:rPr>
+              <w:t>制度</w:t>
+            </w:r>
+          </w:p>
+          <w:p>
+            <w:pPr>
               <w:rPr>
                 <w:rFonts w:hint="eastAsia" w:ascii="宋体" w:hAnsi="宋体" w:eastAsia="宋体" w:cs="宋体"/>
                 <w:sz w:val="19"/>
                 <w:szCs w:val="19"/>
                 <w:lang w:val="en-US" w:eastAsia="zh-CN"/>
               </w:rPr>
-              <w:t>市民服务中心智能化运维服务-应急预案</w:t>
-            </w:r>
-          </w:p>
-          <w:p>
-            <w:r>
-              <w:rPr>
-                <w:rFonts w:hint="eastAsia"/>
-              </w:rPr>
-              <w:t>市民服务中心智能化运维服务项目-应急演练记录</w:t>
+            </w:pPr>
+            <w:r>
+              <w:rPr>
+                <w:rFonts w:hint="eastAsia" w:ascii="宋体" w:hAnsi="宋体" w:eastAsia="宋体" w:cs="宋体"/>
+                <w:sz w:val="19"/>
+                <w:szCs w:val="19"/>
+                <w:lang w:val="en-US" w:eastAsia="zh-CN"/>
+              </w:rPr>
+              <w:t>盐都区新能源汽车充电站建设项目-应急演练预案</w:t>
+            </w:r>
+          </w:p>
+          <w:p>
+            <w:pPr>
+              <w:rPr>
+                <w:rFonts w:hint="eastAsia" w:eastAsia="宋体"/>
+                <w:lang w:val="en-US" w:eastAsia="zh-CN"/>
+              </w:rPr>
+            </w:pPr>
+            <w:r>
+              <w:rPr>
+                <w:rFonts w:hint="eastAsia" w:ascii="宋体" w:hAnsi="宋体" w:eastAsia="宋体" w:cs="宋体"/>
+                <w:sz w:val="19"/>
+                <w:szCs w:val="19"/>
+                <w:lang w:val="en-US" w:eastAsia="zh-CN"/>
+              </w:rPr>
+              <w:t>盐都区新能源汽车充电站建设项目</w:t>
+            </w:r>
+            <w:r>
+              <w:rPr>
+                <w:rFonts w:hint="eastAsia"/>
+              </w:rPr>
+              <w:t>-应急演练</w:t>
+            </w:r>
+            <w:r>
+              <w:rPr>
+                <w:rFonts w:hint="eastAsia" w:eastAsia="宋体"/>
+                <w:lang w:val="en-US" w:eastAsia="zh-CN"/>
+              </w:rPr>
+              <w:t>计划</w:t>
             </w:r>
           </w:p>
         </w:tc>
@@ -14583,7 +14662,7 @@
                 <w:szCs w:val="19"/>
                 <w:lang w:val="en-US" w:eastAsia="zh-CN"/>
               </w:rPr>
-              <w:t>市民服务中心智能化运维服务-应急预案</w:t>
+              <w:t>盐都区新能源汽车充电站建设项目-应急演练预案</w:t>
             </w:r>
           </w:p>
           <w:p>
@@ -14594,8 +14673,15 @@
             <w:r>
               <w:rPr>
                 <w:rFonts w:hint="eastAsia"/>
-              </w:rPr>
-              <w:t>市民服务中心智能化运维服务项目-应急演练记录</w:t>
+                <w:lang w:eastAsia="zh-CN"/>
+              </w:rPr>
+              <w:t>盐都区新能源汽车充电站建设项目</w:t>
+            </w:r>
+            <w:r>
+              <w:rPr>
+                <w:rFonts w:hint="eastAsia"/>
+              </w:rPr>
+              <w:t>-应急演练记录</w:t>
             </w:r>
           </w:p>
         </w:tc>
@@ -15038,7 +15124,7 @@
                 <w:szCs w:val="19"/>
                 <w:lang w:val="en-US" w:eastAsia="zh-CN"/>
               </w:rPr>
-              <w:t>市民服务中心智能化运维服务-应急预案</w:t>
+              <w:t>盐都区新能源汽车充电站建设项目-应急演练预案</w:t>
             </w:r>
           </w:p>
           <w:p>
@@ -15529,7 +15615,7 @@
                 <w:rFonts w:hint="eastAsia"/>
                 <w:spacing w:val="8"/>
               </w:rPr>
-              <w:t>应急演练总结报告</w:t>
+              <w:t>盐都区新能源汽车充电站建设项目-应急演练报告</w:t>
             </w:r>
           </w:p>
         </w:tc>
@@ -16696,6 +16782,10 @@
               <w:pStyle w:val="6"/>
               <w:spacing w:before="1" w:line="241" w:lineRule="auto"/>
               <w:ind w:left="42" w:right="65" w:hanging="3"/>
+              <w:rPr>
+                <w:rFonts w:hint="eastAsia" w:eastAsia="宋体"/>
+                <w:lang w:eastAsia="zh-CN"/>
+              </w:rPr>
             </w:pPr>
             <w:r>
               <w:rPr>
@@ -16703,6 +16793,30 @@
                 <w:spacing w:val="8"/>
               </w:rPr>
               <w:t>公司运维研发成果及说明</w:t>
+            </w:r>
+            <w:r>
+              <w:rPr>
+                <w:rFonts w:hint="eastAsia"/>
+                <w:spacing w:val="8"/>
+                <w:lang w:eastAsia="zh-CN"/>
+              </w:rPr>
+              <w:t>（</w:t>
+            </w:r>
+            <w:r>
+              <w:rPr>
+                <w:rFonts w:hint="eastAsia"/>
+                <w:spacing w:val="8"/>
+                <w:lang w:val="en-US" w:eastAsia="zh-CN"/>
+              </w:rPr>
+              <w:t>截止2025年12月</w:t>
+            </w:r>
+            <w:r>
+              <w:rPr>
+                <w:rFonts w:hint="eastAsia"/>
+                <w:spacing w:val="8"/>
+                <w:lang w:eastAsia="zh-CN"/>
+              </w:rPr>
+              <w:t>）</w:t>
             </w:r>
           </w:p>
         </w:tc>
@@ -20765,8 +20879,6 @@
               </w:rPr>
               <w:t>肖龙莽</w:t>
             </w:r>
-            <w:bookmarkStart w:id="0" w:name="_GoBack"/>
-            <w:bookmarkEnd w:id="0"/>
           </w:p>
         </w:tc>
         <w:tc>
@@ -23711,7 +23823,7 @@
                 <w:rFonts w:hint="eastAsia" w:ascii="Arial"/>
                 <w:sz w:val="21"/>
               </w:rPr>
-              <w:t>2025年运维相关人员管理计划</w:t>
+              <w:t>运维相关人员管理计划</w:t>
             </w:r>
           </w:p>
           <w:p>
@@ -23720,16 +23832,41 @@
               <w:spacing w:before="11" w:line="241" w:lineRule="auto"/>
               <w:ind w:right="65"/>
               <w:rPr>
+                <w:rFonts w:hint="eastAsia" w:ascii="Arial" w:eastAsia="宋体"/>
+                <w:sz w:val="21"/>
+                <w:lang w:eastAsia="zh-CN"/>
+              </w:rPr>
+            </w:pPr>
+            <w:r>
+              <w:rPr>
                 <w:rFonts w:hint="eastAsia" w:ascii="Arial"/>
                 <w:sz w:val="21"/>
               </w:rPr>
-            </w:pPr>
+              <w:t>人员管理总结报告</w:t>
+            </w:r>
             <w:r>
               <w:rPr>
                 <w:rFonts w:hint="eastAsia" w:ascii="Arial"/>
                 <w:sz w:val="21"/>
-              </w:rPr>
-              <w:t>人员管理总结报告</w:t>
+                <w:lang w:eastAsia="zh-CN"/>
+              </w:rPr>
+              <w:t>（</w:t>
+            </w:r>
+            <w:r>
+              <w:rPr>
+                <w:rFonts w:hint="eastAsia" w:ascii="Arial"/>
+                <w:sz w:val="21"/>
+                <w:lang w:val="en-US" w:eastAsia="zh-CN"/>
+              </w:rPr>
+              <w:t>截止2025年12月</w:t>
+            </w:r>
+            <w:r>
+              <w:rPr>
+                <w:rFonts w:hint="eastAsia" w:ascii="Arial"/>
+                <w:sz w:val="21"/>
+                <w:lang w:eastAsia="zh-CN"/>
+              </w:rPr>
+              <w:t>）</w:t>
             </w:r>
           </w:p>
         </w:tc>
@@ -24409,7 +24546,7 @@
                 <w:rFonts w:hint="eastAsia"/>
                 <w:spacing w:val="7"/>
               </w:rPr>
-              <w:t>2025年运维服务能力管理与实施计划</w:t>
+              <w:t>运维服务能力管理与实施计划</w:t>
             </w:r>
           </w:p>
           <w:p>
@@ -25293,7 +25430,7 @@
               <w:rPr>
                 <w:spacing w:val="7"/>
               </w:rPr>
-              <w:t>2025年运维服务人员</w:t>
+              <w:t>运维服务人员</w:t>
             </w:r>
           </w:p>
           <w:p>
@@ -25314,6 +25451,10 @@
               <w:pStyle w:val="6"/>
               <w:spacing w:before="11" w:line="241" w:lineRule="auto"/>
               <w:ind w:left="44" w:right="65" w:firstLine="98"/>
+              <w:rPr>
+                <w:rFonts w:hint="eastAsia" w:eastAsia="宋体"/>
+                <w:lang w:eastAsia="zh-CN"/>
+              </w:rPr>
             </w:pPr>
             <w:r>
               <w:rPr>
@@ -25321,6 +25462,30 @@
                 <w:sz w:val="21"/>
               </w:rPr>
               <w:t>人员管理总结报告</w:t>
+            </w:r>
+            <w:r>
+              <w:rPr>
+                <w:rFonts w:hint="eastAsia" w:ascii="Arial"/>
+                <w:sz w:val="21"/>
+                <w:lang w:eastAsia="zh-CN"/>
+              </w:rPr>
+              <w:t>（</w:t>
+            </w:r>
+            <w:r>
+              <w:rPr>
+                <w:rFonts w:hint="eastAsia" w:ascii="Arial"/>
+                <w:sz w:val="21"/>
+                <w:lang w:val="en-US" w:eastAsia="zh-CN"/>
+              </w:rPr>
+              <w:t>截止2025年12月</w:t>
+            </w:r>
+            <w:r>
+              <w:rPr>
+                <w:rFonts w:hint="eastAsia" w:ascii="Arial"/>
+                <w:sz w:val="21"/>
+                <w:lang w:eastAsia="zh-CN"/>
+              </w:rPr>
+              <w:t>）</w:t>
             </w:r>
           </w:p>
         </w:tc>
@@ -25881,7 +26046,7 @@
               <w:rPr>
                 <w:spacing w:val="7"/>
               </w:rPr>
-              <w:t>2025年运维服务人员</w:t>
+              <w:t>运维服务人员</w:t>
             </w:r>
           </w:p>
           <w:p>
@@ -25909,6 +26074,30 @@
                 <w:sz w:val="21"/>
               </w:rPr>
               <w:t>人员管理总结报告</w:t>
+            </w:r>
+            <w:r>
+              <w:rPr>
+                <w:rFonts w:hint="eastAsia" w:ascii="Arial"/>
+                <w:sz w:val="21"/>
+                <w:lang w:eastAsia="zh-CN"/>
+              </w:rPr>
+              <w:t>（</w:t>
+            </w:r>
+            <w:r>
+              <w:rPr>
+                <w:rFonts w:hint="eastAsia" w:ascii="Arial"/>
+                <w:sz w:val="21"/>
+                <w:lang w:val="en-US" w:eastAsia="zh-CN"/>
+              </w:rPr>
+              <w:t>截止2025年12月</w:t>
+            </w:r>
+            <w:r>
+              <w:rPr>
+                <w:rFonts w:hint="eastAsia" w:ascii="Arial"/>
+                <w:sz w:val="21"/>
+                <w:lang w:eastAsia="zh-CN"/>
+              </w:rPr>
+              <w:t>）</w:t>
             </w:r>
           </w:p>
         </w:tc>
@@ -28947,30 +29136,18 @@
             <w:pPr>
               <w:pStyle w:val="6"/>
               <w:shd w:val="clear" w:color="auto" w:fill="auto"/>
-              <w:ind w:left="39" w:right="65" w:firstLine="2"/>
-            </w:pPr>
-            <w:r>
-              <w:rPr>
-                <w:rFonts w:hint="eastAsia"/>
-                <w:spacing w:val="7"/>
-                <w:lang w:val="en-US" w:eastAsia="zh-CN"/>
-              </w:rPr>
-              <w:t>市民服务中心智能化</w:t>
-            </w:r>
-            <w:r>
-              <w:rPr>
-                <w:spacing w:val="7"/>
-              </w:rPr>
-              <w:t>运维合同</w:t>
-            </w:r>
-          </w:p>
-          <w:p>
-            <w:pPr>
-              <w:pStyle w:val="6"/>
-              <w:shd w:val="clear" w:color="auto" w:fill="auto"/>
               <w:spacing w:before="1" w:line="241" w:lineRule="auto"/>
               <w:ind w:left="39" w:right="151" w:firstLine="3"/>
             </w:pPr>
+            <w:r>
+              <w:rPr>
+                <w:rFonts w:hint="eastAsia"/>
+                <w:lang w:eastAsia="zh-CN"/>
+              </w:rPr>
+              <w:t>盐都区新能源汽车充电站建设项目</w:t>
+            </w:r>
+            <w:bookmarkStart w:id="0" w:name="_GoBack"/>
+            <w:bookmarkEnd w:id="0"/>
             <w:r>
               <w:rPr>
                 <w:rFonts w:hint="eastAsia"/>
@@ -33235,12 +33412,6 @@
             <w:insideH w:val="single" w:color="000000" w:sz="8" w:space="0"/>
             <w:insideV w:val="single" w:color="000000" w:sz="8" w:space="0"/>
           </w:tblBorders>
-          <w:tblCellMar>
-            <w:top w:w="0" w:type="dxa"/>
-            <w:left w:w="0" w:type="dxa"/>
-            <w:bottom w:w="0" w:type="dxa"/>
-            <w:right w:w="0" w:type="dxa"/>
-          </w:tblCellMar>
         </w:tblPrEx>
         <w:trPr>
           <w:trHeight w:val="575" w:hRule="atLeast"/>
@@ -33768,8 +33939,15 @@
             <w:r>
               <w:rPr>
                 <w:rFonts w:hint="eastAsia"/>
-              </w:rPr>
-              <w:t>市民服务中心智能化运维服务项目-应急演练记录</w:t>
+                <w:lang w:eastAsia="zh-CN"/>
+              </w:rPr>
+              <w:t>盐都区新能源汽车充电站建设项目</w:t>
+            </w:r>
+            <w:r>
+              <w:rPr>
+                <w:rFonts w:hint="eastAsia"/>
+              </w:rPr>
+              <w:t>-应急演练记录</w:t>
             </w:r>
           </w:p>
         </w:tc>
@@ -34706,8 +34884,15 @@
             <w:r>
               <w:rPr>
                 <w:rFonts w:hint="eastAsia"/>
-              </w:rPr>
-              <w:t>市民服务中心智能化运维服务项目-应急预案</w:t>
+                <w:lang w:eastAsia="zh-CN"/>
+              </w:rPr>
+              <w:t>盐都区新能源汽车充电站建设项目</w:t>
+            </w:r>
+            <w:r>
+              <w:rPr>
+                <w:rFonts w:hint="eastAsia"/>
+              </w:rPr>
+              <w:t>-应急预案</w:t>
             </w:r>
           </w:p>
         </w:tc>

--- a/4.质量管理/2.运行记录类文件/040202- 内部审核检查表.docx
+++ b/4.质量管理/2.运行记录类文件/040202- 内部审核检查表.docx
@@ -1156,6 +1156,10 @@
               <w:pStyle w:val="6"/>
               <w:spacing w:before="1" w:line="241" w:lineRule="auto"/>
               <w:ind w:right="126"/>
+              <w:rPr>
+                <w:rFonts w:hint="eastAsia" w:eastAsia="宋体"/>
+                <w:lang w:eastAsia="zh-CN"/>
+              </w:rPr>
             </w:pPr>
             <w:r>
               <w:rPr>
@@ -1173,8 +1177,9 @@
             <w:r>
               <w:rPr>
                 <w:rFonts w:hint="eastAsia"/>
-              </w:rPr>
-              <w:t>李平</w:t>
+                <w:lang w:eastAsia="zh-CN"/>
+              </w:rPr>
+              <w:t>吴广</w:t>
             </w:r>
           </w:p>
         </w:tc>
@@ -1411,6 +1416,12 @@
             <w:insideH w:val="single" w:color="000000" w:sz="8" w:space="0"/>
             <w:insideV w:val="single" w:color="000000" w:sz="8" w:space="0"/>
           </w:tblBorders>
+          <w:tblCellMar>
+            <w:top w:w="0" w:type="dxa"/>
+            <w:left w:w="0" w:type="dxa"/>
+            <w:bottom w:w="0" w:type="dxa"/>
+            <w:right w:w="0" w:type="dxa"/>
+          </w:tblCellMar>
         </w:tblPrEx>
         <w:trPr>
           <w:trHeight w:val="515" w:hRule="atLeast"/>
@@ -3059,6 +3070,10 @@
               <w:pStyle w:val="6"/>
               <w:spacing w:before="1" w:line="241" w:lineRule="auto"/>
               <w:ind w:left="45" w:right="126"/>
+              <w:rPr>
+                <w:rFonts w:hint="eastAsia" w:eastAsia="宋体"/>
+                <w:lang w:eastAsia="zh-CN"/>
+              </w:rPr>
             </w:pPr>
             <w:r>
               <w:rPr>
@@ -3076,8 +3091,9 @@
             <w:r>
               <w:rPr>
                 <w:rFonts w:hint="eastAsia"/>
-              </w:rPr>
-              <w:t>李平</w:t>
+                <w:lang w:eastAsia="zh-CN"/>
+              </w:rPr>
+              <w:t>吴广</w:t>
             </w:r>
           </w:p>
         </w:tc>
@@ -4496,6 +4512,10 @@
               <w:pStyle w:val="6"/>
               <w:spacing w:before="1" w:line="241" w:lineRule="auto"/>
               <w:ind w:left="45" w:right="126"/>
+              <w:rPr>
+                <w:rFonts w:hint="eastAsia" w:eastAsia="宋体"/>
+                <w:lang w:eastAsia="zh-CN"/>
+              </w:rPr>
             </w:pPr>
             <w:r>
               <w:rPr>
@@ -4513,8 +4533,9 @@
             <w:r>
               <w:rPr>
                 <w:rFonts w:hint="eastAsia"/>
-              </w:rPr>
-              <w:t>李平</w:t>
+                <w:lang w:eastAsia="zh-CN"/>
+              </w:rPr>
+              <w:t>吴广</w:t>
             </w:r>
           </w:p>
         </w:tc>
@@ -5989,6 +6010,10 @@
               <w:pStyle w:val="6"/>
               <w:spacing w:before="1" w:line="241" w:lineRule="auto"/>
               <w:ind w:left="45" w:right="126"/>
+              <w:rPr>
+                <w:rFonts w:hint="eastAsia" w:eastAsia="宋体"/>
+                <w:lang w:eastAsia="zh-CN"/>
+              </w:rPr>
             </w:pPr>
             <w:r>
               <w:rPr>
@@ -6006,8 +6031,9 @@
             <w:r>
               <w:rPr>
                 <w:rFonts w:hint="eastAsia"/>
-              </w:rPr>
-              <w:t>李平</w:t>
+                <w:lang w:eastAsia="zh-CN"/>
+              </w:rPr>
+              <w:t>吴广</w:t>
             </w:r>
           </w:p>
         </w:tc>
@@ -7777,6 +7803,10 @@
               <w:pStyle w:val="6"/>
               <w:spacing w:before="12" w:line="228" w:lineRule="auto"/>
               <w:ind w:left="47"/>
+              <w:rPr>
+                <w:rFonts w:hint="eastAsia" w:eastAsia="宋体"/>
+                <w:lang w:eastAsia="zh-CN"/>
+              </w:rPr>
             </w:pPr>
             <w:r>
               <w:rPr>
@@ -7794,8 +7824,9 @@
             <w:r>
               <w:rPr>
                 <w:rFonts w:hint="eastAsia"/>
-              </w:rPr>
-              <w:t>李平</w:t>
+                <w:lang w:eastAsia="zh-CN"/>
+              </w:rPr>
+              <w:t>吴广</w:t>
             </w:r>
           </w:p>
         </w:tc>
@@ -8527,6 +8558,10 @@
               <w:pStyle w:val="6"/>
               <w:spacing w:before="12" w:line="228" w:lineRule="auto"/>
               <w:ind w:left="47"/>
+              <w:rPr>
+                <w:rFonts w:hint="eastAsia" w:eastAsia="宋体"/>
+                <w:lang w:eastAsia="zh-CN"/>
+              </w:rPr>
             </w:pPr>
             <w:r>
               <w:rPr>
@@ -8544,8 +8579,9 @@
             <w:r>
               <w:rPr>
                 <w:rFonts w:hint="eastAsia"/>
-              </w:rPr>
-              <w:t>李平</w:t>
+                <w:lang w:eastAsia="zh-CN"/>
+              </w:rPr>
+              <w:t>吴广</w:t>
             </w:r>
           </w:p>
         </w:tc>
@@ -9437,6 +9473,10 @@
               <w:pStyle w:val="6"/>
               <w:spacing w:before="12" w:line="228" w:lineRule="auto"/>
               <w:ind w:left="47"/>
+              <w:rPr>
+                <w:rFonts w:hint="eastAsia" w:eastAsia="宋体"/>
+                <w:lang w:eastAsia="zh-CN"/>
+              </w:rPr>
             </w:pPr>
             <w:r>
               <w:rPr>
@@ -9454,8 +9494,9 @@
             <w:r>
               <w:rPr>
                 <w:rFonts w:hint="eastAsia"/>
-              </w:rPr>
-              <w:t>李平</w:t>
+                <w:lang w:eastAsia="zh-CN"/>
+              </w:rPr>
+              <w:t>吴广</w:t>
             </w:r>
           </w:p>
         </w:tc>
@@ -10509,6 +10550,10 @@
               <w:pStyle w:val="6"/>
               <w:spacing w:before="12" w:line="228" w:lineRule="auto"/>
               <w:ind w:left="47"/>
+              <w:rPr>
+                <w:rFonts w:hint="eastAsia" w:eastAsia="宋体"/>
+                <w:lang w:eastAsia="zh-CN"/>
+              </w:rPr>
             </w:pPr>
             <w:r>
               <w:rPr>
@@ -10526,8 +10571,9 @@
             <w:r>
               <w:rPr>
                 <w:rFonts w:hint="eastAsia"/>
-              </w:rPr>
-              <w:t>李平</w:t>
+                <w:lang w:eastAsia="zh-CN"/>
+              </w:rPr>
+              <w:t>吴广</w:t>
             </w:r>
           </w:p>
         </w:tc>
@@ -11108,6 +11154,10 @@
               <w:pStyle w:val="6"/>
               <w:spacing w:before="12" w:line="228" w:lineRule="auto"/>
               <w:ind w:left="47"/>
+              <w:rPr>
+                <w:rFonts w:hint="eastAsia" w:eastAsia="宋体"/>
+                <w:lang w:eastAsia="zh-CN"/>
+              </w:rPr>
             </w:pPr>
             <w:r>
               <w:rPr>
@@ -11125,8 +11175,9 @@
             <w:r>
               <w:rPr>
                 <w:rFonts w:hint="eastAsia"/>
-              </w:rPr>
-              <w:t>李平</w:t>
+                <w:lang w:eastAsia="zh-CN"/>
+              </w:rPr>
+              <w:t>吴广</w:t>
             </w:r>
           </w:p>
         </w:tc>
@@ -11861,6 +11912,10 @@
               <w:pStyle w:val="6"/>
               <w:spacing w:before="12" w:line="228" w:lineRule="auto"/>
               <w:ind w:left="47"/>
+              <w:rPr>
+                <w:rFonts w:hint="eastAsia" w:eastAsia="宋体"/>
+                <w:lang w:eastAsia="zh-CN"/>
+              </w:rPr>
             </w:pPr>
             <w:r>
               <w:rPr>
@@ -11878,8 +11933,9 @@
             <w:r>
               <w:rPr>
                 <w:rFonts w:hint="eastAsia"/>
-              </w:rPr>
-              <w:t>李平</w:t>
+                <w:lang w:eastAsia="zh-CN"/>
+              </w:rPr>
+              <w:t>吴广</w:t>
             </w:r>
           </w:p>
         </w:tc>
@@ -12294,6 +12350,10 @@
               <w:pStyle w:val="6"/>
               <w:spacing w:before="12" w:line="228" w:lineRule="auto"/>
               <w:ind w:left="47"/>
+              <w:rPr>
+                <w:rFonts w:hint="eastAsia" w:eastAsia="宋体"/>
+                <w:lang w:eastAsia="zh-CN"/>
+              </w:rPr>
             </w:pPr>
             <w:r>
               <w:rPr>
@@ -12311,8 +12371,9 @@
             <w:r>
               <w:rPr>
                 <w:rFonts w:hint="eastAsia"/>
-              </w:rPr>
-              <w:t>李平</w:t>
+                <w:lang w:eastAsia="zh-CN"/>
+              </w:rPr>
+              <w:t>吴广</w:t>
             </w:r>
           </w:p>
         </w:tc>
@@ -12836,6 +12897,10 @@
               <w:pStyle w:val="6"/>
               <w:spacing w:before="10" w:line="228" w:lineRule="auto"/>
               <w:ind w:left="47"/>
+              <w:rPr>
+                <w:rFonts w:hint="eastAsia" w:eastAsia="宋体"/>
+                <w:lang w:eastAsia="zh-CN"/>
+              </w:rPr>
             </w:pPr>
             <w:r>
               <w:rPr>
@@ -12853,8 +12918,9 @@
             <w:r>
               <w:rPr>
                 <w:rFonts w:hint="eastAsia"/>
-              </w:rPr>
-              <w:t>李平</w:t>
+                <w:lang w:eastAsia="zh-CN"/>
+              </w:rPr>
+              <w:t>吴广</w:t>
             </w:r>
           </w:p>
         </w:tc>
@@ -13403,6 +13469,10 @@
               <w:pStyle w:val="6"/>
               <w:spacing w:before="12" w:line="228" w:lineRule="auto"/>
               <w:ind w:left="47"/>
+              <w:rPr>
+                <w:rFonts w:hint="eastAsia" w:eastAsia="宋体"/>
+                <w:lang w:eastAsia="zh-CN"/>
+              </w:rPr>
             </w:pPr>
             <w:r>
               <w:rPr>
@@ -13420,8 +13490,9 @@
             <w:r>
               <w:rPr>
                 <w:rFonts w:hint="eastAsia"/>
-              </w:rPr>
-              <w:t>李平</w:t>
+                <w:lang w:eastAsia="zh-CN"/>
+              </w:rPr>
+              <w:t>吴广</w:t>
             </w:r>
           </w:p>
         </w:tc>
@@ -14327,6 +14398,10 @@
               <w:pStyle w:val="6"/>
               <w:spacing w:before="12" w:line="228" w:lineRule="auto"/>
               <w:ind w:left="47"/>
+              <w:rPr>
+                <w:rFonts w:hint="eastAsia" w:eastAsia="宋体"/>
+                <w:lang w:eastAsia="zh-CN"/>
+              </w:rPr>
             </w:pPr>
             <w:r>
               <w:rPr>
@@ -14344,8 +14419,9 @@
             <w:r>
               <w:rPr>
                 <w:rFonts w:hint="eastAsia"/>
-              </w:rPr>
-              <w:t>李平</w:t>
+                <w:lang w:eastAsia="zh-CN"/>
+              </w:rPr>
+              <w:t>吴广</w:t>
             </w:r>
           </w:p>
         </w:tc>
@@ -14731,6 +14807,10 @@
               <w:pStyle w:val="6"/>
               <w:spacing w:before="12" w:line="228" w:lineRule="auto"/>
               <w:ind w:left="47"/>
+              <w:rPr>
+                <w:rFonts w:hint="eastAsia" w:eastAsia="宋体"/>
+                <w:lang w:eastAsia="zh-CN"/>
+              </w:rPr>
             </w:pPr>
             <w:r>
               <w:rPr>
@@ -14748,8 +14828,9 @@
             <w:r>
               <w:rPr>
                 <w:rFonts w:hint="eastAsia"/>
-              </w:rPr>
-              <w:t>李平</w:t>
+                <w:lang w:eastAsia="zh-CN"/>
+              </w:rPr>
+              <w:t>吴广</w:t>
             </w:r>
           </w:p>
         </w:tc>
@@ -15197,6 +15278,10 @@
               <w:pStyle w:val="6"/>
               <w:spacing w:before="12" w:line="228" w:lineRule="auto"/>
               <w:ind w:left="47"/>
+              <w:rPr>
+                <w:rFonts w:hint="eastAsia" w:eastAsia="宋体"/>
+                <w:lang w:eastAsia="zh-CN"/>
+              </w:rPr>
             </w:pPr>
             <w:r>
               <w:rPr>
@@ -15214,8 +15299,9 @@
             <w:r>
               <w:rPr>
                 <w:rFonts w:hint="eastAsia"/>
-              </w:rPr>
-              <w:t>李平</w:t>
+                <w:lang w:eastAsia="zh-CN"/>
+              </w:rPr>
+              <w:t>吴广</w:t>
             </w:r>
           </w:p>
         </w:tc>
@@ -15674,6 +15760,10 @@
               <w:pStyle w:val="6"/>
               <w:spacing w:before="12" w:line="228" w:lineRule="auto"/>
               <w:ind w:left="47"/>
+              <w:rPr>
+                <w:rFonts w:hint="eastAsia" w:eastAsia="宋体"/>
+                <w:lang w:eastAsia="zh-CN"/>
+              </w:rPr>
             </w:pPr>
             <w:r>
               <w:rPr>
@@ -15691,8 +15781,9 @@
             <w:r>
               <w:rPr>
                 <w:rFonts w:hint="eastAsia"/>
-              </w:rPr>
-              <w:t>李平</w:t>
+                <w:lang w:eastAsia="zh-CN"/>
+              </w:rPr>
+              <w:t>吴广</w:t>
             </w:r>
           </w:p>
         </w:tc>
@@ -28792,14 +28883,21 @@
               <w:pStyle w:val="6"/>
               <w:spacing w:before="62" w:line="229" w:lineRule="auto"/>
               <w:ind w:left="50"/>
-            </w:pPr>
+              <w:rPr>
+                <w:rFonts w:hint="eastAsia" w:eastAsia="宋体"/>
+                <w:lang w:eastAsia="zh-CN"/>
+              </w:rPr>
+            </w:pPr>
+            <w:bookmarkStart w:id="0" w:name="_GoBack"/>
             <w:r>
               <w:rPr>
                 <w:rFonts w:hint="eastAsia"/>
                 <w:spacing w:val="6"/>
-              </w:rPr>
-              <w:t>李平</w:t>
-            </w:r>
+                <w:lang w:eastAsia="zh-CN"/>
+              </w:rPr>
+              <w:t>吴广</w:t>
+            </w:r>
+            <w:bookmarkEnd w:id="0"/>
           </w:p>
         </w:tc>
       </w:tr>
@@ -29146,8 +29244,6 @@
               </w:rPr>
               <w:t>盐都区新能源汽车充电站建设项目</w:t>
             </w:r>
-            <w:bookmarkStart w:id="0" w:name="_GoBack"/>
-            <w:bookmarkEnd w:id="0"/>
             <w:r>
               <w:rPr>
                 <w:rFonts w:hint="eastAsia"/>
@@ -29335,13 +29431,18 @@
               <w:pStyle w:val="6"/>
               <w:spacing w:before="62" w:line="229" w:lineRule="auto"/>
               <w:ind w:left="50"/>
+              <w:rPr>
+                <w:rFonts w:hint="eastAsia" w:eastAsia="宋体"/>
+                <w:lang w:eastAsia="zh-CN"/>
+              </w:rPr>
             </w:pPr>
             <w:r>
               <w:rPr>
                 <w:rFonts w:hint="eastAsia"/>
                 <w:spacing w:val="6"/>
-              </w:rPr>
-              <w:t>李平</w:t>
+                <w:lang w:eastAsia="zh-CN"/>
+              </w:rPr>
+              <w:t>吴广</w:t>
             </w:r>
           </w:p>
         </w:tc>
@@ -30400,13 +30501,18 @@
               <w:pStyle w:val="6"/>
               <w:spacing w:before="62" w:line="229" w:lineRule="auto"/>
               <w:ind w:left="50"/>
+              <w:rPr>
+                <w:rFonts w:hint="eastAsia" w:eastAsia="宋体"/>
+                <w:lang w:eastAsia="zh-CN"/>
+              </w:rPr>
             </w:pPr>
             <w:r>
               <w:rPr>
                 <w:rFonts w:hint="eastAsia"/>
                 <w:spacing w:val="6"/>
-              </w:rPr>
-              <w:t>李平</w:t>
+                <w:lang w:eastAsia="zh-CN"/>
+              </w:rPr>
+              <w:t>吴广</w:t>
             </w:r>
           </w:p>
         </w:tc>
@@ -31025,13 +31131,18 @@
               <w:pStyle w:val="6"/>
               <w:spacing w:before="62" w:line="229" w:lineRule="auto"/>
               <w:ind w:left="50"/>
+              <w:rPr>
+                <w:rFonts w:hint="eastAsia" w:eastAsia="宋体"/>
+                <w:lang w:eastAsia="zh-CN"/>
+              </w:rPr>
             </w:pPr>
             <w:r>
               <w:rPr>
                 <w:rFonts w:hint="eastAsia"/>
                 <w:spacing w:val="6"/>
-              </w:rPr>
-              <w:t>李平</w:t>
+                <w:lang w:eastAsia="zh-CN"/>
+              </w:rPr>
+              <w:t>吴广</w:t>
             </w:r>
           </w:p>
         </w:tc>
@@ -31521,13 +31632,18 @@
               <w:pStyle w:val="6"/>
               <w:spacing w:before="61" w:line="229" w:lineRule="auto"/>
               <w:ind w:left="50"/>
+              <w:rPr>
+                <w:rFonts w:hint="eastAsia" w:eastAsia="宋体"/>
+                <w:lang w:eastAsia="zh-CN"/>
+              </w:rPr>
             </w:pPr>
             <w:r>
               <w:rPr>
                 <w:rFonts w:hint="eastAsia"/>
                 <w:spacing w:val="6"/>
-              </w:rPr>
-              <w:t>李平</w:t>
+                <w:lang w:eastAsia="zh-CN"/>
+              </w:rPr>
+              <w:t>吴广</w:t>
             </w:r>
           </w:p>
         </w:tc>
@@ -32307,13 +32423,18 @@
               <w:pStyle w:val="6"/>
               <w:spacing w:before="61" w:line="229" w:lineRule="auto"/>
               <w:ind w:left="50"/>
+              <w:rPr>
+                <w:rFonts w:hint="eastAsia" w:eastAsia="宋体"/>
+                <w:lang w:eastAsia="zh-CN"/>
+              </w:rPr>
             </w:pPr>
             <w:r>
               <w:rPr>
                 <w:rFonts w:hint="eastAsia"/>
                 <w:spacing w:val="6"/>
-              </w:rPr>
-              <w:t>李平</w:t>
+                <w:lang w:eastAsia="zh-CN"/>
+              </w:rPr>
+              <w:t>吴广</w:t>
             </w:r>
           </w:p>
         </w:tc>
@@ -32853,13 +32974,18 @@
               <w:pStyle w:val="6"/>
               <w:spacing w:before="62" w:line="229" w:lineRule="auto"/>
               <w:ind w:left="50"/>
+              <w:rPr>
+                <w:rFonts w:hint="eastAsia" w:eastAsia="宋体"/>
+                <w:lang w:eastAsia="zh-CN"/>
+              </w:rPr>
             </w:pPr>
             <w:r>
               <w:rPr>
                 <w:rFonts w:hint="eastAsia"/>
                 <w:spacing w:val="6"/>
-              </w:rPr>
-              <w:t>李平</w:t>
+                <w:lang w:eastAsia="zh-CN"/>
+              </w:rPr>
+              <w:t>吴广</w:t>
             </w:r>
           </w:p>
         </w:tc>
@@ -33340,13 +33466,18 @@
               <w:pStyle w:val="6"/>
               <w:spacing w:before="62" w:line="229" w:lineRule="auto"/>
               <w:ind w:left="50"/>
+              <w:rPr>
+                <w:rFonts w:hint="eastAsia" w:eastAsia="宋体"/>
+                <w:lang w:eastAsia="zh-CN"/>
+              </w:rPr>
             </w:pPr>
             <w:r>
               <w:rPr>
                 <w:rFonts w:hint="eastAsia"/>
                 <w:spacing w:val="6"/>
-              </w:rPr>
-              <w:t>李平</w:t>
+                <w:lang w:eastAsia="zh-CN"/>
+              </w:rPr>
+              <w:t>吴广</w:t>
             </w:r>
           </w:p>
         </w:tc>
@@ -33412,6 +33543,12 @@
             <w:insideH w:val="single" w:color="000000" w:sz="8" w:space="0"/>
             <w:insideV w:val="single" w:color="000000" w:sz="8" w:space="0"/>
           </w:tblBorders>
+          <w:tblCellMar>
+            <w:top w:w="0" w:type="dxa"/>
+            <w:left w:w="0" w:type="dxa"/>
+            <w:bottom w:w="0" w:type="dxa"/>
+            <w:right w:w="0" w:type="dxa"/>
+          </w:tblCellMar>
         </w:tblPrEx>
         <w:trPr>
           <w:trHeight w:val="575" w:hRule="atLeast"/>
@@ -34130,13 +34267,18 @@
               <w:pStyle w:val="6"/>
               <w:spacing w:before="61" w:line="229" w:lineRule="auto"/>
               <w:ind w:left="50"/>
+              <w:rPr>
+                <w:rFonts w:hint="eastAsia" w:eastAsia="宋体"/>
+                <w:lang w:eastAsia="zh-CN"/>
+              </w:rPr>
             </w:pPr>
             <w:r>
               <w:rPr>
                 <w:rFonts w:hint="eastAsia"/>
                 <w:spacing w:val="6"/>
-              </w:rPr>
-              <w:t>李平</w:t>
+                <w:lang w:eastAsia="zh-CN"/>
+              </w:rPr>
+              <w:t>吴广</w:t>
             </w:r>
           </w:p>
         </w:tc>
@@ -34559,13 +34701,18 @@
               <w:pStyle w:val="6"/>
               <w:spacing w:before="62" w:line="229" w:lineRule="auto"/>
               <w:ind w:left="50"/>
+              <w:rPr>
+                <w:rFonts w:hint="eastAsia" w:eastAsia="宋体"/>
+                <w:lang w:eastAsia="zh-CN"/>
+              </w:rPr>
             </w:pPr>
             <w:r>
               <w:rPr>
                 <w:rFonts w:hint="eastAsia"/>
                 <w:spacing w:val="6"/>
-              </w:rPr>
-              <w:t>李平</w:t>
+                <w:lang w:eastAsia="zh-CN"/>
+              </w:rPr>
+              <w:t>吴广</w:t>
             </w:r>
           </w:p>
         </w:tc>
@@ -35075,13 +35222,18 @@
               <w:pStyle w:val="6"/>
               <w:spacing w:before="61" w:line="229" w:lineRule="auto"/>
               <w:ind w:left="50"/>
+              <w:rPr>
+                <w:rFonts w:hint="eastAsia" w:eastAsia="宋体"/>
+                <w:lang w:eastAsia="zh-CN"/>
+              </w:rPr>
             </w:pPr>
             <w:r>
               <w:rPr>
                 <w:rFonts w:hint="eastAsia"/>
                 <w:spacing w:val="6"/>
-              </w:rPr>
-              <w:t>李平</w:t>
+                <w:lang w:eastAsia="zh-CN"/>
+              </w:rPr>
+              <w:t>吴广</w:t>
             </w:r>
           </w:p>
         </w:tc>
